--- a/03_Outputs/final scripts/fr/Module 7/7.0.0-fr.docx
+++ b/03_Outputs/final scripts/fr/Module 7/7.0.0-fr.docx
@@ -14,12 +14,12 @@
     </w:p>
     <w:p>
       <w:r>
-        <w:t xml:space="preserve">Prenons l’accès à l’énergie, par exemple. Les décideurs ont besoin d’informations détaillées pour concevoir des mesures efficaces. Le Cadre Multi-Niveaux de la Banque mondiale évalue l’accès à l’énergie en allant au-delà des simples métriques et en capturant les nuances de l’équité. De la même manière, le Suivi de la Moonshot Énergétique de l’UNDP surveille le portefeuille d’énergie durable de l’institution dans plus de cent trente pays, créant une base pour la responsabilité et la transparence.  </w:t>
+        <w:t xml:space="preserve">Prenons l’accès à l’énergie, par exemple. Les décideurs ont besoin d’informations détaillées pour concevoir des mesures efficaces. Le Cadre Multi-Niveaux de la Banque mondiale évalue l’accès à l’énergie en allant au-delà des simples métriques et en capturant les nuances de l’équité. De la même manière, le Suivi de la Moonshot Énergie de l’UNDP surveille le portefeuille d’énergie durable de l’institution dans plus de cent trente pays, créant ainsi une base pour la responsabilité et la transparence.  </w:t>
       </w:r>
     </w:p>
     <w:p>
       <w:r>
-        <w:t xml:space="preserve">Les avancées technologiques élargissent également ce que peuvent faire les données. La télédétection alimentée par l’intelligence artificielle offre désormais une cartographie haute résolution des zones mal desservies, aidant à identifier où l’infrastructure est le plus nécessaire.  </w:t>
+        <w:t xml:space="preserve">Les avancées technologiques élargissent également ce que peuvent faire les données. La télédétection alimentée par l’intelligence artificielle offre désormais une cartographie haute résolution des zones mal desservies, aidant à identifier où l’infrastructure est la plus nécessaire.  </w:t>
       </w:r>
     </w:p>
     <w:p>
